--- a/submission_package/tables/tables_FINAL.docx
+++ b/submission_package/tables/tables_FINAL.docx
@@ -651,7 +651,27 @@
               <w:rPr>
                 <w:sz w:val="20"/>
               </w:rPr>
-              <w:t>Assignment weights w_ij linking each feature to each agent; the representational architecture</w:t>
+              <w:t xml:space="preserve">Assignment weights </w:t>
+            </w:r>
+            <w:r>
+              <w:rPr>
+                <w:i/>
+                <w:sz w:val="20"/>
+              </w:rPr>
+              <w:t>w</w:t>
+            </w:r>
+            <w:r>
+              <w:rPr>
+                <w:sz w:val="20"/>
+                <w:vertAlign w:val="subscript"/>
+              </w:rPr>
+              <w:t>ij</w:t>
+            </w:r>
+            <w:r>
+              <w:rPr>
+                <w:sz w:val="20"/>
+              </w:rPr>
+              <w:t xml:space="preserve"> linking each feature to each agent; the representational architecture</w:t>
             </w:r>
           </w:p>
         </w:tc>
